--- a/1 - bases de données/4 - exercices/1 - les fonctions/serie fonctions.docx
+++ b/1 - bases de données/4 - exercices/1 - les fonctions/serie fonctions.docx
@@ -1,6 +1,6 @@
 
 <file path=word/document.xml><?xml version="1.0" encoding="utf-8"?>
-<w:document xmlns:wpc="http://schemas.microsoft.com/office/word/2010/wordprocessingCanvas" xmlns:cx="http://schemas.microsoft.com/office/drawing/2014/chartex" xmlns:cx1="http://schemas.microsoft.com/office/drawing/2015/9/8/chartex" xmlns:cx2="http://schemas.microsoft.com/office/drawing/2015/10/21/chartex" xmlns:cx3="http://schemas.microsoft.com/office/drawing/2016/5/9/chartex" xmlns:cx4="http://schemas.microsoft.com/office/drawing/2016/5/10/chartex" xmlns:cx5="http://schemas.microsoft.com/office/drawing/2016/5/11/chartex" xmlns:cx6="http://schemas.microsoft.com/office/drawing/2016/5/12/chartex" xmlns:cx7="http://schemas.microsoft.com/office/drawing/2016/5/13/chartex" xmlns:cx8="http://schemas.microsoft.com/office/drawing/2016/5/14/chartex" xmlns:mc="http://schemas.openxmlformats.org/markup-compatibility/2006" xmlns:aink="http://schemas.microsoft.com/office/drawing/2016/ink" xmlns:am3d="http://schemas.microsoft.com/office/drawing/2017/model3d" xmlns:o="urn:schemas-microsoft-com:office:office" xmlns:oel="http://schemas.microsoft.com/office/2019/extlst" xmlns:r="http://schemas.openxmlformats.org/officeDocument/2006/relationships" xmlns:m="http://schemas.openxmlformats.org/officeDocument/2006/math" xmlns:v="urn:schemas-microsoft-com:vml" xmlns:wp14="http://schemas.microsoft.com/office/word/2010/wordprocessingDrawing" xmlns:wp="http://schemas.openxmlformats.org/drawingml/2006/wordprocessingDrawing" xmlns:w10="urn:schemas-microsoft-com:office:word" xmlns:w="http://schemas.openxmlformats.org/wordprocessingml/2006/main" xmlns:w14="http://schemas.microsoft.com/office/word/2010/wordml" xmlns:w15="http://schemas.microsoft.com/office/word/2012/wordml" xmlns:w16cex="http://schemas.microsoft.com/office/word/2018/wordml/cex" xmlns:w16cid="http://schemas.microsoft.com/office/word/2016/wordml/cid" xmlns:w16="http://schemas.microsoft.com/office/word/2018/wordml" xmlns:w16sdtdh="http://schemas.microsoft.com/office/word/2020/wordml/sdtdatahash" xmlns:w16se="http://schemas.microsoft.com/office/word/2015/wordml/symex" xmlns:wpg="http://schemas.microsoft.com/office/word/2010/wordprocessingGroup" xmlns:wpi="http://schemas.microsoft.com/office/word/2010/wordprocessingInk" xmlns:wne="http://schemas.microsoft.com/office/word/2006/wordml" xmlns:wps="http://schemas.microsoft.com/office/word/2010/wordprocessingShape" mc:Ignorable="w14 w15 w16se w16cid w16 w16cex w16sdtdh wp14">
+<w:document xmlns:wpc="http://schemas.microsoft.com/office/word/2010/wordprocessingCanvas" xmlns:cx="http://schemas.microsoft.com/office/drawing/2014/chartex" xmlns:cx1="http://schemas.microsoft.com/office/drawing/2015/9/8/chartex" xmlns:cx2="http://schemas.microsoft.com/office/drawing/2015/10/21/chartex" xmlns:cx3="http://schemas.microsoft.com/office/drawing/2016/5/9/chartex" xmlns:cx4="http://schemas.microsoft.com/office/drawing/2016/5/10/chartex" xmlns:cx5="http://schemas.microsoft.com/office/drawing/2016/5/11/chartex" xmlns:cx6="http://schemas.microsoft.com/office/drawing/2016/5/12/chartex" xmlns:cx7="http://schemas.microsoft.com/office/drawing/2016/5/13/chartex" xmlns:cx8="http://schemas.microsoft.com/office/drawing/2016/5/14/chartex" xmlns:mc="http://schemas.openxmlformats.org/markup-compatibility/2006" xmlns:aink="http://schemas.microsoft.com/office/drawing/2016/ink" xmlns:am3d="http://schemas.microsoft.com/office/drawing/2017/model3d" xmlns:o="urn:schemas-microsoft-com:office:office" xmlns:r="http://schemas.openxmlformats.org/officeDocument/2006/relationships" xmlns:m="http://schemas.openxmlformats.org/officeDocument/2006/math" xmlns:v="urn:schemas-microsoft-com:vml" xmlns:wp14="http://schemas.microsoft.com/office/word/2010/wordprocessingDrawing" xmlns:wp="http://schemas.openxmlformats.org/drawingml/2006/wordprocessingDrawing" xmlns:w10="urn:schemas-microsoft-com:office:word" xmlns:w="http://schemas.openxmlformats.org/wordprocessingml/2006/main" xmlns:w14="http://schemas.microsoft.com/office/word/2010/wordml" xmlns:w15="http://schemas.microsoft.com/office/word/2012/wordml" xmlns:w16cex="http://schemas.microsoft.com/office/word/2018/wordml/cex" xmlns:w16cid="http://schemas.microsoft.com/office/word/2016/wordml/cid" xmlns:w16="http://schemas.microsoft.com/office/word/2018/wordml" xmlns:w16sdtdh="http://schemas.microsoft.com/office/word/2020/wordml/sdtdatahash" xmlns:w16se="http://schemas.microsoft.com/office/word/2015/wordml/symex" xmlns:wpg="http://schemas.microsoft.com/office/word/2010/wordprocessingGroup" xmlns:wpi="http://schemas.microsoft.com/office/word/2010/wordprocessingInk" xmlns:wne="http://schemas.microsoft.com/office/word/2006/wordml" xmlns:wps="http://schemas.microsoft.com/office/word/2010/wordprocessingShape" mc:Ignorable="w14 w15 w16se w16cid w16 w16cex w16sdtdh wp14">
   <w:body>
     <w:p>
       <w:pPr>
@@ -202,6 +202,150 @@
     </w:p>
     <w:p>
       <w:pPr>
+        <w:rPr>
+          <w:rFonts w:ascii="Calibri" w:eastAsia="Calibri" w:hAnsi="Calibri" w:cs="Times New Roman"/>
+          <w:lang w:val="en-ZA"/>
+        </w:rPr>
+      </w:pPr>
+      <w:r>
+        <w:rPr>
+          <w:rFonts w:ascii="Calibri" w:eastAsia="Calibri" w:hAnsi="Calibri" w:cs="Times New Roman"/>
+          <w:lang w:val="en-ZA"/>
+        </w:rPr>
+        <w:t>select difference('10/10/2001','</w:t>
+      </w:r>
+      <w:r>
+        <w:rPr>
+          <w:rFonts w:ascii="Calibri" w:eastAsia="Calibri" w:hAnsi="Calibri" w:cs="Times New Roman"/>
+          <w:lang w:val="en-ZA"/>
+        </w:rPr>
+        <w:t>15/10/201','jour'</w:t>
+      </w:r>
+      <w:proofErr w:type="gramStart"/>
+      <w:r>
+        <w:rPr>
+          <w:rFonts w:ascii="Calibri" w:eastAsia="Calibri" w:hAnsi="Calibri" w:cs="Times New Roman"/>
+          <w:lang w:val="en-ZA"/>
+        </w:rPr>
+        <w:t>);  --</w:t>
+      </w:r>
+      <w:proofErr w:type="gramEnd"/>
+      <w:r>
+        <w:rPr>
+          <w:rFonts w:ascii="Calibri" w:eastAsia="Calibri" w:hAnsi="Calibri" w:cs="Times New Roman"/>
+          <w:lang w:val="en-ZA"/>
+        </w:rPr>
+        <w:t xml:space="preserve">&gt; 5 </w:t>
+      </w:r>
+      <w:proofErr w:type="spellStart"/>
+      <w:r>
+        <w:rPr>
+          <w:rFonts w:ascii="Calibri" w:eastAsia="Calibri" w:hAnsi="Calibri" w:cs="Times New Roman"/>
+          <w:lang w:val="en-ZA"/>
+        </w:rPr>
+        <w:t>jours</w:t>
+      </w:r>
+      <w:proofErr w:type="spellEnd"/>
+    </w:p>
+    <w:p>
+      <w:pPr>
+        <w:rPr>
+          <w:rFonts w:ascii="Calibri" w:eastAsia="Calibri" w:hAnsi="Calibri" w:cs="Times New Roman"/>
+          <w:lang w:val="en-ZA"/>
+        </w:rPr>
+      </w:pPr>
+      <w:r>
+        <w:rPr>
+          <w:rFonts w:ascii="Calibri" w:eastAsia="Calibri" w:hAnsi="Calibri" w:cs="Times New Roman"/>
+          <w:lang w:val="en-ZA"/>
+        </w:rPr>
+        <w:t xml:space="preserve">select </w:t>
+      </w:r>
+      <w:proofErr w:type="gramStart"/>
+      <w:r>
+        <w:rPr>
+          <w:rFonts w:ascii="Calibri" w:eastAsia="Calibri" w:hAnsi="Calibri" w:cs="Times New Roman"/>
+          <w:lang w:val="en-ZA"/>
+        </w:rPr>
+        <w:t>difference(</w:t>
+      </w:r>
+      <w:proofErr w:type="gramEnd"/>
+      <w:r>
+        <w:rPr>
+          <w:rFonts w:ascii="Calibri" w:eastAsia="Calibri" w:hAnsi="Calibri" w:cs="Times New Roman"/>
+          <w:lang w:val="en-ZA"/>
+        </w:rPr>
+        <w:t>'10/10/2001</w:t>
+      </w:r>
+      <w:r>
+        <w:rPr>
+          <w:rFonts w:ascii="Calibri" w:eastAsia="Calibri" w:hAnsi="Calibri" w:cs="Times New Roman"/>
+          <w:lang w:val="en-ZA"/>
+        </w:rPr>
+        <w:t xml:space="preserve"> 08:00;00</w:t>
+      </w:r>
+      <w:r>
+        <w:rPr>
+          <w:rFonts w:ascii="Calibri" w:eastAsia="Calibri" w:hAnsi="Calibri" w:cs="Times New Roman"/>
+          <w:lang w:val="en-ZA"/>
+        </w:rPr>
+        <w:t>','</w:t>
+      </w:r>
+      <w:r>
+        <w:rPr>
+          <w:rFonts w:ascii="Calibri" w:eastAsia="Calibri" w:hAnsi="Calibri" w:cs="Times New Roman"/>
+          <w:lang w:val="en-ZA"/>
+        </w:rPr>
+        <w:t>15/10/201</w:t>
+      </w:r>
+      <w:r>
+        <w:rPr>
+          <w:rFonts w:ascii="Calibri" w:eastAsia="Calibri" w:hAnsi="Calibri" w:cs="Times New Roman"/>
+          <w:lang w:val="en-ZA"/>
+        </w:rPr>
+        <w:t xml:space="preserve"> 12:00:00</w:t>
+      </w:r>
+      <w:r>
+        <w:rPr>
+          <w:rFonts w:ascii="Calibri" w:eastAsia="Calibri" w:hAnsi="Calibri" w:cs="Times New Roman"/>
+          <w:lang w:val="en-ZA"/>
+        </w:rPr>
+        <w:t>',</w:t>
+      </w:r>
+      <w:r>
+        <w:rPr>
+          <w:rFonts w:ascii="Calibri" w:eastAsia="Calibri" w:hAnsi="Calibri" w:cs="Times New Roman"/>
+          <w:lang w:val="en-ZA"/>
+        </w:rPr>
+        <w:t>heure</w:t>
+      </w:r>
+      <w:r>
+        <w:rPr>
+          <w:rFonts w:ascii="Calibri" w:eastAsia="Calibri" w:hAnsi="Calibri" w:cs="Times New Roman"/>
+          <w:lang w:val="en-ZA"/>
+        </w:rPr>
+        <w:t xml:space="preserve">);  --&gt; 5 </w:t>
+      </w:r>
+      <w:proofErr w:type="spellStart"/>
+      <w:r>
+        <w:rPr>
+          <w:rFonts w:ascii="Calibri" w:eastAsia="Calibri" w:hAnsi="Calibri" w:cs="Times New Roman"/>
+          <w:lang w:val="en-ZA"/>
+        </w:rPr>
+        <w:t>jours</w:t>
+      </w:r>
+      <w:proofErr w:type="spellEnd"/>
+    </w:p>
+    <w:p>
+      <w:pPr>
+        <w:rPr>
+          <w:rFonts w:ascii="Calibri" w:eastAsia="Calibri" w:hAnsi="Calibri" w:cs="Times New Roman"/>
+          <w:lang w:val="en-ZA"/>
+        </w:rPr>
+      </w:pPr>
+    </w:p>
+    <w:p>
+      <w:pPr>
         <w:pStyle w:val="Titre1"/>
         <w:rPr>
           <w:rFonts w:eastAsia="Calibri"/>
@@ -698,6 +842,7 @@
         <w:rPr>
           <w:rFonts w:eastAsia="Calibri"/>
         </w:rPr>
+        <w:lastRenderedPageBreak/>
         <w:t>Exercice 4:</w:t>
       </w:r>
     </w:p>
@@ -980,7 +1125,7 @@
 </file>
 
 <file path=word/endnotes.xml><?xml version="1.0" encoding="utf-8"?>
-<w:endnotes xmlns:wpc="http://schemas.microsoft.com/office/word/2010/wordprocessingCanvas" xmlns:cx="http://schemas.microsoft.com/office/drawing/2014/chartex" xmlns:cx1="http://schemas.microsoft.com/office/drawing/2015/9/8/chartex" xmlns:cx2="http://schemas.microsoft.com/office/drawing/2015/10/21/chartex" xmlns:cx3="http://schemas.microsoft.com/office/drawing/2016/5/9/chartex" xmlns:cx4="http://schemas.microsoft.com/office/drawing/2016/5/10/chartex" xmlns:cx5="http://schemas.microsoft.com/office/drawing/2016/5/11/chartex" xmlns:cx6="http://schemas.microsoft.com/office/drawing/2016/5/12/chartex" xmlns:cx7="http://schemas.microsoft.com/office/drawing/2016/5/13/chartex" xmlns:cx8="http://schemas.microsoft.com/office/drawing/2016/5/14/chartex" xmlns:mc="http://schemas.openxmlformats.org/markup-compatibility/2006" xmlns:aink="http://schemas.microsoft.com/office/drawing/2016/ink" xmlns:am3d="http://schemas.microsoft.com/office/drawing/2017/model3d" xmlns:o="urn:schemas-microsoft-com:office:office" xmlns:oel="http://schemas.microsoft.com/office/2019/extlst" xmlns:r="http://schemas.openxmlformats.org/officeDocument/2006/relationships" xmlns:m="http://schemas.openxmlformats.org/officeDocument/2006/math" xmlns:v="urn:schemas-microsoft-com:vml" xmlns:wp14="http://schemas.microsoft.com/office/word/2010/wordprocessingDrawing" xmlns:wp="http://schemas.openxmlformats.org/drawingml/2006/wordprocessingDrawing" xmlns:w10="urn:schemas-microsoft-com:office:word" xmlns:w="http://schemas.openxmlformats.org/wordprocessingml/2006/main" xmlns:w14="http://schemas.microsoft.com/office/word/2010/wordml" xmlns:w15="http://schemas.microsoft.com/office/word/2012/wordml" xmlns:w16cex="http://schemas.microsoft.com/office/word/2018/wordml/cex" xmlns:w16cid="http://schemas.microsoft.com/office/word/2016/wordml/cid" xmlns:w16="http://schemas.microsoft.com/office/word/2018/wordml" xmlns:w16sdtdh="http://schemas.microsoft.com/office/word/2020/wordml/sdtdatahash" xmlns:w16se="http://schemas.microsoft.com/office/word/2015/wordml/symex" xmlns:wpg="http://schemas.microsoft.com/office/word/2010/wordprocessingGroup" xmlns:wpi="http://schemas.microsoft.com/office/word/2010/wordprocessingInk" xmlns:wne="http://schemas.microsoft.com/office/word/2006/wordml" xmlns:wps="http://schemas.microsoft.com/office/word/2010/wordprocessingShape" mc:Ignorable="w14 w15 w16se w16cid w16 w16cex w16sdtdh wp14">
+<w:endnotes xmlns:wpc="http://schemas.microsoft.com/office/word/2010/wordprocessingCanvas" xmlns:cx="http://schemas.microsoft.com/office/drawing/2014/chartex" xmlns:cx1="http://schemas.microsoft.com/office/drawing/2015/9/8/chartex" xmlns:cx2="http://schemas.microsoft.com/office/drawing/2015/10/21/chartex" xmlns:cx3="http://schemas.microsoft.com/office/drawing/2016/5/9/chartex" xmlns:cx4="http://schemas.microsoft.com/office/drawing/2016/5/10/chartex" xmlns:cx5="http://schemas.microsoft.com/office/drawing/2016/5/11/chartex" xmlns:cx6="http://schemas.microsoft.com/office/drawing/2016/5/12/chartex" xmlns:cx7="http://schemas.microsoft.com/office/drawing/2016/5/13/chartex" xmlns:cx8="http://schemas.microsoft.com/office/drawing/2016/5/14/chartex" xmlns:mc="http://schemas.openxmlformats.org/markup-compatibility/2006" xmlns:aink="http://schemas.microsoft.com/office/drawing/2016/ink" xmlns:am3d="http://schemas.microsoft.com/office/drawing/2017/model3d" xmlns:o="urn:schemas-microsoft-com:office:office" xmlns:r="http://schemas.openxmlformats.org/officeDocument/2006/relationships" xmlns:m="http://schemas.openxmlformats.org/officeDocument/2006/math" xmlns:v="urn:schemas-microsoft-com:vml" xmlns:wp14="http://schemas.microsoft.com/office/word/2010/wordprocessingDrawing" xmlns:wp="http://schemas.openxmlformats.org/drawingml/2006/wordprocessingDrawing" xmlns:w10="urn:schemas-microsoft-com:office:word" xmlns:w="http://schemas.openxmlformats.org/wordprocessingml/2006/main" xmlns:w14="http://schemas.microsoft.com/office/word/2010/wordml" xmlns:w15="http://schemas.microsoft.com/office/word/2012/wordml" xmlns:w16cex="http://schemas.microsoft.com/office/word/2018/wordml/cex" xmlns:w16cid="http://schemas.microsoft.com/office/word/2016/wordml/cid" xmlns:w16="http://schemas.microsoft.com/office/word/2018/wordml" xmlns:w16sdtdh="http://schemas.microsoft.com/office/word/2020/wordml/sdtdatahash" xmlns:w16se="http://schemas.microsoft.com/office/word/2015/wordml/symex" xmlns:wpg="http://schemas.microsoft.com/office/word/2010/wordprocessingGroup" xmlns:wpi="http://schemas.microsoft.com/office/word/2010/wordprocessingInk" xmlns:wne="http://schemas.microsoft.com/office/word/2006/wordml" xmlns:wps="http://schemas.microsoft.com/office/word/2010/wordprocessingShape" mc:Ignorable="w14 w15 w16se w16cid w16 w16cex w16sdtdh wp14">
   <w:endnote w:type="separator" w:id="-1">
     <w:p>
       <w:pPr>
@@ -1005,7 +1150,7 @@
 </file>
 
 <file path=word/footer1.xml><?xml version="1.0" encoding="utf-8"?>
-<w:ftr xmlns:wpc="http://schemas.microsoft.com/office/word/2010/wordprocessingCanvas" xmlns:cx="http://schemas.microsoft.com/office/drawing/2014/chartex" xmlns:cx1="http://schemas.microsoft.com/office/drawing/2015/9/8/chartex" xmlns:cx2="http://schemas.microsoft.com/office/drawing/2015/10/21/chartex" xmlns:cx3="http://schemas.microsoft.com/office/drawing/2016/5/9/chartex" xmlns:cx4="http://schemas.microsoft.com/office/drawing/2016/5/10/chartex" xmlns:cx5="http://schemas.microsoft.com/office/drawing/2016/5/11/chartex" xmlns:cx6="http://schemas.microsoft.com/office/drawing/2016/5/12/chartex" xmlns:cx7="http://schemas.microsoft.com/office/drawing/2016/5/13/chartex" xmlns:cx8="http://schemas.microsoft.com/office/drawing/2016/5/14/chartex" xmlns:mc="http://schemas.openxmlformats.org/markup-compatibility/2006" xmlns:aink="http://schemas.microsoft.com/office/drawing/2016/ink" xmlns:am3d="http://schemas.microsoft.com/office/drawing/2017/model3d" xmlns:o="urn:schemas-microsoft-com:office:office" xmlns:oel="http://schemas.microsoft.com/office/2019/extlst" xmlns:r="http://schemas.openxmlformats.org/officeDocument/2006/relationships" xmlns:m="http://schemas.openxmlformats.org/officeDocument/2006/math" xmlns:v="urn:schemas-microsoft-com:vml" xmlns:wp14="http://schemas.microsoft.com/office/word/2010/wordprocessingDrawing" xmlns:wp="http://schemas.openxmlformats.org/drawingml/2006/wordprocessingDrawing" xmlns:w10="urn:schemas-microsoft-com:office:word" xmlns:w="http://schemas.openxmlformats.org/wordprocessingml/2006/main" xmlns:w14="http://schemas.microsoft.com/office/word/2010/wordml" xmlns:w15="http://schemas.microsoft.com/office/word/2012/wordml" xmlns:w16cex="http://schemas.microsoft.com/office/word/2018/wordml/cex" xmlns:w16cid="http://schemas.microsoft.com/office/word/2016/wordml/cid" xmlns:w16="http://schemas.microsoft.com/office/word/2018/wordml" xmlns:w16sdtdh="http://schemas.microsoft.com/office/word/2020/wordml/sdtdatahash" xmlns:w16se="http://schemas.microsoft.com/office/word/2015/wordml/symex" xmlns:wpg="http://schemas.microsoft.com/office/word/2010/wordprocessingGroup" xmlns:wpi="http://schemas.microsoft.com/office/word/2010/wordprocessingInk" xmlns:wne="http://schemas.microsoft.com/office/word/2006/wordml" xmlns:wps="http://schemas.microsoft.com/office/word/2010/wordprocessingShape" mc:Ignorable="w14 w15 w16se w16cid w16 w16cex w16sdtdh wp14">
+<w:ftr xmlns:wpc="http://schemas.microsoft.com/office/word/2010/wordprocessingCanvas" xmlns:cx="http://schemas.microsoft.com/office/drawing/2014/chartex" xmlns:cx1="http://schemas.microsoft.com/office/drawing/2015/9/8/chartex" xmlns:cx2="http://schemas.microsoft.com/office/drawing/2015/10/21/chartex" xmlns:cx3="http://schemas.microsoft.com/office/drawing/2016/5/9/chartex" xmlns:cx4="http://schemas.microsoft.com/office/drawing/2016/5/10/chartex" xmlns:cx5="http://schemas.microsoft.com/office/drawing/2016/5/11/chartex" xmlns:cx6="http://schemas.microsoft.com/office/drawing/2016/5/12/chartex" xmlns:cx7="http://schemas.microsoft.com/office/drawing/2016/5/13/chartex" xmlns:cx8="http://schemas.microsoft.com/office/drawing/2016/5/14/chartex" xmlns:mc="http://schemas.openxmlformats.org/markup-compatibility/2006" xmlns:aink="http://schemas.microsoft.com/office/drawing/2016/ink" xmlns:am3d="http://schemas.microsoft.com/office/drawing/2017/model3d" xmlns:o="urn:schemas-microsoft-com:office:office" xmlns:r="http://schemas.openxmlformats.org/officeDocument/2006/relationships" xmlns:m="http://schemas.openxmlformats.org/officeDocument/2006/math" xmlns:v="urn:schemas-microsoft-com:vml" xmlns:wp14="http://schemas.microsoft.com/office/word/2010/wordprocessingDrawing" xmlns:wp="http://schemas.openxmlformats.org/drawingml/2006/wordprocessingDrawing" xmlns:w10="urn:schemas-microsoft-com:office:word" xmlns:w="http://schemas.openxmlformats.org/wordprocessingml/2006/main" xmlns:w14="http://schemas.microsoft.com/office/word/2010/wordml" xmlns:w15="http://schemas.microsoft.com/office/word/2012/wordml" xmlns:w16cex="http://schemas.microsoft.com/office/word/2018/wordml/cex" xmlns:w16cid="http://schemas.microsoft.com/office/word/2016/wordml/cid" xmlns:w16="http://schemas.microsoft.com/office/word/2018/wordml" xmlns:w16sdtdh="http://schemas.microsoft.com/office/word/2020/wordml/sdtdatahash" xmlns:w16se="http://schemas.microsoft.com/office/word/2015/wordml/symex" xmlns:wpg="http://schemas.microsoft.com/office/word/2010/wordprocessingGroup" xmlns:wpi="http://schemas.microsoft.com/office/word/2010/wordprocessingInk" xmlns:wne="http://schemas.microsoft.com/office/word/2006/wordml" xmlns:wps="http://schemas.microsoft.com/office/word/2010/wordprocessingShape" mc:Ignorable="w14 w15 w16se w16cid w16 w16cex w16sdtdh wp14">
   <w:tbl>
     <w:tblPr>
       <w:tblW w:w="323" w:type="pct"/>
@@ -1069,7 +1214,7 @@
 </file>
 
 <file path=word/footnotes.xml><?xml version="1.0" encoding="utf-8"?>
-<w:footnotes xmlns:wpc="http://schemas.microsoft.com/office/word/2010/wordprocessingCanvas" xmlns:cx="http://schemas.microsoft.com/office/drawing/2014/chartex" xmlns:cx1="http://schemas.microsoft.com/office/drawing/2015/9/8/chartex" xmlns:cx2="http://schemas.microsoft.com/office/drawing/2015/10/21/chartex" xmlns:cx3="http://schemas.microsoft.com/office/drawing/2016/5/9/chartex" xmlns:cx4="http://schemas.microsoft.com/office/drawing/2016/5/10/chartex" xmlns:cx5="http://schemas.microsoft.com/office/drawing/2016/5/11/chartex" xmlns:cx6="http://schemas.microsoft.com/office/drawing/2016/5/12/chartex" xmlns:cx7="http://schemas.microsoft.com/office/drawing/2016/5/13/chartex" xmlns:cx8="http://schemas.microsoft.com/office/drawing/2016/5/14/chartex" xmlns:mc="http://schemas.openxmlformats.org/markup-compatibility/2006" xmlns:aink="http://schemas.microsoft.com/office/drawing/2016/ink" xmlns:am3d="http://schemas.microsoft.com/office/drawing/2017/model3d" xmlns:o="urn:schemas-microsoft-com:office:office" xmlns:oel="http://schemas.microsoft.com/office/2019/extlst" xmlns:r="http://schemas.openxmlformats.org/officeDocument/2006/relationships" xmlns:m="http://schemas.openxmlformats.org/officeDocument/2006/math" xmlns:v="urn:schemas-microsoft-com:vml" xmlns:wp14="http://schemas.microsoft.com/office/word/2010/wordprocessingDrawing" xmlns:wp="http://schemas.openxmlformats.org/drawingml/2006/wordprocessingDrawing" xmlns:w10="urn:schemas-microsoft-com:office:word" xmlns:w="http://schemas.openxmlformats.org/wordprocessingml/2006/main" xmlns:w14="http://schemas.microsoft.com/office/word/2010/wordml" xmlns:w15="http://schemas.microsoft.com/office/word/2012/wordml" xmlns:w16cex="http://schemas.microsoft.com/office/word/2018/wordml/cex" xmlns:w16cid="http://schemas.microsoft.com/office/word/2016/wordml/cid" xmlns:w16="http://schemas.microsoft.com/office/word/2018/wordml" xmlns:w16sdtdh="http://schemas.microsoft.com/office/word/2020/wordml/sdtdatahash" xmlns:w16se="http://schemas.microsoft.com/office/word/2015/wordml/symex" xmlns:wpg="http://schemas.microsoft.com/office/word/2010/wordprocessingGroup" xmlns:wpi="http://schemas.microsoft.com/office/word/2010/wordprocessingInk" xmlns:wne="http://schemas.microsoft.com/office/word/2006/wordml" xmlns:wps="http://schemas.microsoft.com/office/word/2010/wordprocessingShape" mc:Ignorable="w14 w15 w16se w16cid w16 w16cex w16sdtdh wp14">
+<w:footnotes xmlns:wpc="http://schemas.microsoft.com/office/word/2010/wordprocessingCanvas" xmlns:cx="http://schemas.microsoft.com/office/drawing/2014/chartex" xmlns:cx1="http://schemas.microsoft.com/office/drawing/2015/9/8/chartex" xmlns:cx2="http://schemas.microsoft.com/office/drawing/2015/10/21/chartex" xmlns:cx3="http://schemas.microsoft.com/office/drawing/2016/5/9/chartex" xmlns:cx4="http://schemas.microsoft.com/office/drawing/2016/5/10/chartex" xmlns:cx5="http://schemas.microsoft.com/office/drawing/2016/5/11/chartex" xmlns:cx6="http://schemas.microsoft.com/office/drawing/2016/5/12/chartex" xmlns:cx7="http://schemas.microsoft.com/office/drawing/2016/5/13/chartex" xmlns:cx8="http://schemas.microsoft.com/office/drawing/2016/5/14/chartex" xmlns:mc="http://schemas.openxmlformats.org/markup-compatibility/2006" xmlns:aink="http://schemas.microsoft.com/office/drawing/2016/ink" xmlns:am3d="http://schemas.microsoft.com/office/drawing/2017/model3d" xmlns:o="urn:schemas-microsoft-com:office:office" xmlns:r="http://schemas.openxmlformats.org/officeDocument/2006/relationships" xmlns:m="http://schemas.openxmlformats.org/officeDocument/2006/math" xmlns:v="urn:schemas-microsoft-com:vml" xmlns:wp14="http://schemas.microsoft.com/office/word/2010/wordprocessingDrawing" xmlns:wp="http://schemas.openxmlformats.org/drawingml/2006/wordprocessingDrawing" xmlns:w10="urn:schemas-microsoft-com:office:word" xmlns:w="http://schemas.openxmlformats.org/wordprocessingml/2006/main" xmlns:w14="http://schemas.microsoft.com/office/word/2010/wordml" xmlns:w15="http://schemas.microsoft.com/office/word/2012/wordml" xmlns:w16cex="http://schemas.microsoft.com/office/word/2018/wordml/cex" xmlns:w16cid="http://schemas.microsoft.com/office/word/2016/wordml/cid" xmlns:w16="http://schemas.microsoft.com/office/word/2018/wordml" xmlns:w16sdtdh="http://schemas.microsoft.com/office/word/2020/wordml/sdtdatahash" xmlns:w16se="http://schemas.microsoft.com/office/word/2015/wordml/symex" xmlns:wpg="http://schemas.microsoft.com/office/word/2010/wordprocessingGroup" xmlns:wpi="http://schemas.microsoft.com/office/word/2010/wordprocessingInk" xmlns:wne="http://schemas.microsoft.com/office/word/2006/wordml" xmlns:wps="http://schemas.microsoft.com/office/word/2010/wordprocessingShape" mc:Ignorable="w14 w15 w16se w16cid w16 w16cex w16sdtdh wp14">
   <w:footnote w:type="separator" w:id="-1">
     <w:p>
       <w:pPr>
@@ -1094,7 +1239,7 @@
 </file>
 
 <file path=word/numbering.xml><?xml version="1.0" encoding="utf-8"?>
-<w:numbering xmlns:wpc="http://schemas.microsoft.com/office/word/2010/wordprocessingCanvas" xmlns:cx="http://schemas.microsoft.com/office/drawing/2014/chartex" xmlns:cx1="http://schemas.microsoft.com/office/drawing/2015/9/8/chartex" xmlns:cx2="http://schemas.microsoft.com/office/drawing/2015/10/21/chartex" xmlns:cx3="http://schemas.microsoft.com/office/drawing/2016/5/9/chartex" xmlns:cx4="http://schemas.microsoft.com/office/drawing/2016/5/10/chartex" xmlns:cx5="http://schemas.microsoft.com/office/drawing/2016/5/11/chartex" xmlns:cx6="http://schemas.microsoft.com/office/drawing/2016/5/12/chartex" xmlns:cx7="http://schemas.microsoft.com/office/drawing/2016/5/13/chartex" xmlns:cx8="http://schemas.microsoft.com/office/drawing/2016/5/14/chartex" xmlns:mc="http://schemas.openxmlformats.org/markup-compatibility/2006" xmlns:aink="http://schemas.microsoft.com/office/drawing/2016/ink" xmlns:am3d="http://schemas.microsoft.com/office/drawing/2017/model3d" xmlns:o="urn:schemas-microsoft-com:office:office" xmlns:oel="http://schemas.microsoft.com/office/2019/extlst" xmlns:r="http://schemas.openxmlformats.org/officeDocument/2006/relationships" xmlns:m="http://schemas.openxmlformats.org/officeDocument/2006/math" xmlns:v="urn:schemas-microsoft-com:vml" xmlns:wp14="http://schemas.microsoft.com/office/word/2010/wordprocessingDrawing" xmlns:wp="http://schemas.openxmlformats.org/drawingml/2006/wordprocessingDrawing" xmlns:w10="urn:schemas-microsoft-com:office:word" xmlns:w="http://schemas.openxmlformats.org/wordprocessingml/2006/main" xmlns:w14="http://schemas.microsoft.com/office/word/2010/wordml" xmlns:w15="http://schemas.microsoft.com/office/word/2012/wordml" xmlns:w16cex="http://schemas.microsoft.com/office/word/2018/wordml/cex" xmlns:w16cid="http://schemas.microsoft.com/office/word/2016/wordml/cid" xmlns:w16="http://schemas.microsoft.com/office/word/2018/wordml" xmlns:w16sdtdh="http://schemas.microsoft.com/office/word/2020/wordml/sdtdatahash" xmlns:w16se="http://schemas.microsoft.com/office/word/2015/wordml/symex" xmlns:wpg="http://schemas.microsoft.com/office/word/2010/wordprocessingGroup" xmlns:wpi="http://schemas.microsoft.com/office/word/2010/wordprocessingInk" xmlns:wne="http://schemas.microsoft.com/office/word/2006/wordml" xmlns:wps="http://schemas.microsoft.com/office/word/2010/wordprocessingShape" mc:Ignorable="w14 w15 w16se w16cid w16 w16cex w16sdtdh wp14">
+<w:numbering xmlns:wpc="http://schemas.microsoft.com/office/word/2010/wordprocessingCanvas" xmlns:cx="http://schemas.microsoft.com/office/drawing/2014/chartex" xmlns:cx1="http://schemas.microsoft.com/office/drawing/2015/9/8/chartex" xmlns:cx2="http://schemas.microsoft.com/office/drawing/2015/10/21/chartex" xmlns:cx3="http://schemas.microsoft.com/office/drawing/2016/5/9/chartex" xmlns:cx4="http://schemas.microsoft.com/office/drawing/2016/5/10/chartex" xmlns:cx5="http://schemas.microsoft.com/office/drawing/2016/5/11/chartex" xmlns:cx6="http://schemas.microsoft.com/office/drawing/2016/5/12/chartex" xmlns:cx7="http://schemas.microsoft.com/office/drawing/2016/5/13/chartex" xmlns:cx8="http://schemas.microsoft.com/office/drawing/2016/5/14/chartex" xmlns:mc="http://schemas.openxmlformats.org/markup-compatibility/2006" xmlns:aink="http://schemas.microsoft.com/office/drawing/2016/ink" xmlns:am3d="http://schemas.microsoft.com/office/drawing/2017/model3d" xmlns:o="urn:schemas-microsoft-com:office:office" xmlns:r="http://schemas.openxmlformats.org/officeDocument/2006/relationships" xmlns:m="http://schemas.openxmlformats.org/officeDocument/2006/math" xmlns:v="urn:schemas-microsoft-com:vml" xmlns:wp14="http://schemas.microsoft.com/office/word/2010/wordprocessingDrawing" xmlns:wp="http://schemas.openxmlformats.org/drawingml/2006/wordprocessingDrawing" xmlns:w10="urn:schemas-microsoft-com:office:word" xmlns:w="http://schemas.openxmlformats.org/wordprocessingml/2006/main" xmlns:w14="http://schemas.microsoft.com/office/word/2010/wordml" xmlns:w15="http://schemas.microsoft.com/office/word/2012/wordml" xmlns:w16cex="http://schemas.microsoft.com/office/word/2018/wordml/cex" xmlns:w16cid="http://schemas.microsoft.com/office/word/2016/wordml/cid" xmlns:w16="http://schemas.microsoft.com/office/word/2018/wordml" xmlns:w16sdtdh="http://schemas.microsoft.com/office/word/2020/wordml/sdtdatahash" xmlns:w16se="http://schemas.microsoft.com/office/word/2015/wordml/symex" xmlns:wpg="http://schemas.microsoft.com/office/word/2010/wordprocessingGroup" xmlns:wpi="http://schemas.microsoft.com/office/word/2010/wordprocessingInk" xmlns:wne="http://schemas.microsoft.com/office/word/2006/wordml" xmlns:wps="http://schemas.microsoft.com/office/word/2010/wordprocessingShape" mc:Ignorable="w14 w15 w16se w16cid w16 w16cex w16sdtdh wp14">
   <w:abstractNum w:abstractNumId="0" w15:restartNumberingAfterBreak="0">
     <w:nsid w:val="14B50AF7"/>
     <w:multiLevelType w:val="hybridMultilevel"/>
@@ -1407,13 +1552,13 @@
       </w:pPr>
     </w:lvl>
   </w:abstractNum>
-  <w:num w:numId="1" w16cid:durableId="1463696073">
+  <w:num w:numId="1">
     <w:abstractNumId w:val="0"/>
   </w:num>
-  <w:num w:numId="2" w16cid:durableId="1432358715">
+  <w:num w:numId="2">
     <w:abstractNumId w:val="1"/>
   </w:num>
-  <w:num w:numId="3" w16cid:durableId="1510371524">
+  <w:num w:numId="3">
     <w:abstractNumId w:val="2"/>
   </w:num>
 </w:numbering>
@@ -1542,6 +1687,7 @@
     <w:lsdException w:name="HTML Sample" w:semiHidden="1" w:unhideWhenUsed="1"/>
     <w:lsdException w:name="HTML Typewriter" w:semiHidden="1" w:unhideWhenUsed="1"/>
     <w:lsdException w:name="HTML Variable" w:semiHidden="1" w:unhideWhenUsed="1"/>
+    <w:lsdException w:name="Normal Table" w:semiHidden="1" w:unhideWhenUsed="1"/>
     <w:lsdException w:name="annotation subject" w:semiHidden="1" w:unhideWhenUsed="1"/>
     <w:lsdException w:name="No List" w:semiHidden="1" w:unhideWhenUsed="1"/>
     <w:lsdException w:name="Outline List 1" w:semiHidden="1" w:unhideWhenUsed="1"/>
@@ -1584,8 +1730,11 @@
     <w:lsdException w:name="Table Contemporary" w:semiHidden="1" w:unhideWhenUsed="1"/>
     <w:lsdException w:name="Table Elegant" w:semiHidden="1" w:unhideWhenUsed="1"/>
     <w:lsdException w:name="Table Professional" w:semiHidden="1" w:unhideWhenUsed="1"/>
+    <w:lsdException w:name="Table Subtle 1" w:semiHidden="1" w:unhideWhenUsed="1"/>
     <w:lsdException w:name="Table Subtle 2" w:semiHidden="1" w:unhideWhenUsed="1"/>
     <w:lsdException w:name="Table Web 1" w:semiHidden="1" w:unhideWhenUsed="1"/>
+    <w:lsdException w:name="Table Web 2" w:semiHidden="1" w:unhideWhenUsed="1"/>
+    <w:lsdException w:name="Table Web 3" w:semiHidden="1" w:unhideWhenUsed="1"/>
     <w:lsdException w:name="Balloon Text" w:semiHidden="1" w:unhideWhenUsed="1"/>
     <w:lsdException w:name="Table Grid" w:uiPriority="39"/>
     <w:lsdException w:name="Table Theme" w:semiHidden="1" w:unhideWhenUsed="1"/>
